--- a/DAY-5/Lab Exercise - Azure Availability Zones with Load Balancer using Cloud Shell.docx
+++ b/DAY-5/Lab Exercise - Azure Availability Zones with Load Balancer using Cloud Shell.docx
@@ -220,7 +220,7 @@
           <w:color w:val="000000" w:themeColor="text1"/>
         </w:rPr>
         <w:pict w14:anchorId="041D3F38">
-          <v:rect id="_x0000_i1232" style="width:0;height:1.5pt" o:hralign="center" o:hrstd="t" o:hr="t" fillcolor="#a0a0a0" stroked="f"/>
+          <v:rect id="_x0000_i1026" style="width:0;height:1.5pt" o:hralign="center" o:hrstd="t" o:hr="t" fillcolor="#a0a0a0" stroked="f"/>
         </w:pict>
       </w:r>
     </w:p>
@@ -352,7 +352,7 @@
           <w:color w:val="000000" w:themeColor="text1"/>
         </w:rPr>
         <w:pict w14:anchorId="710F0BD3">
-          <v:rect id="_x0000_i1233" style="width:0;height:1.5pt" o:hralign="center" o:hrstd="t" o:hr="t" fillcolor="#a0a0a0" stroked="f"/>
+          <v:rect id="_x0000_i1027" style="width:0;height:1.5pt" o:hralign="center" o:hrstd="t" o:hr="t" fillcolor="#a0a0a0" stroked="f"/>
         </w:pict>
       </w:r>
     </w:p>
@@ -456,7 +456,7 @@
           <w:color w:val="000000" w:themeColor="text1"/>
         </w:rPr>
         <w:pict w14:anchorId="69459E9A">
-          <v:rect id="_x0000_i1234" style="width:0;height:1.5pt" o:hralign="center" o:hrstd="t" o:hr="t" fillcolor="#a0a0a0" stroked="f"/>
+          <v:rect id="_x0000_i1028" style="width:0;height:1.5pt" o:hralign="center" o:hrstd="t" o:hr="t" fillcolor="#a0a0a0" stroked="f"/>
         </w:pict>
       </w:r>
     </w:p>
@@ -654,7 +654,7 @@
           <w:color w:val="000000" w:themeColor="text1"/>
         </w:rPr>
         <w:pict w14:anchorId="2EE26B03">
-          <v:rect id="_x0000_i1235" style="width:0;height:1.5pt" o:hralign="center" o:hrstd="t" o:hr="t" fillcolor="#a0a0a0" stroked="f"/>
+          <v:rect id="_x0000_i1029" style="width:0;height:1.5pt" o:hralign="center" o:hrstd="t" o:hr="t" fillcolor="#a0a0a0" stroked="f"/>
         </w:pict>
       </w:r>
     </w:p>
@@ -740,7 +740,7 @@
           <w:color w:val="000000" w:themeColor="text1"/>
         </w:rPr>
         <w:pict w14:anchorId="3F302F9A">
-          <v:rect id="_x0000_i1236" style="width:0;height:1.5pt" o:hralign="center" o:hrstd="t" o:hr="t" fillcolor="#a0a0a0" stroked="f"/>
+          <v:rect id="_x0000_i1030" style="width:0;height:1.5pt" o:hralign="center" o:hrstd="t" o:hr="t" fillcolor="#a0a0a0" stroked="f"/>
         </w:pict>
       </w:r>
     </w:p>
@@ -866,7 +866,7 @@
           <w:color w:val="000000" w:themeColor="text1"/>
         </w:rPr>
         <w:pict w14:anchorId="369EF4CC">
-          <v:rect id="_x0000_i1237" style="width:0;height:1.5pt" o:hralign="center" o:hrstd="t" o:hr="t" fillcolor="#a0a0a0" stroked="f"/>
+          <v:rect id="_x0000_i1031" style="width:0;height:1.5pt" o:hralign="center" o:hrstd="t" o:hr="t" fillcolor="#a0a0a0" stroked="f"/>
         </w:pict>
       </w:r>
     </w:p>
@@ -1044,7 +1044,7 @@
           <w:color w:val="000000" w:themeColor="text1"/>
         </w:rPr>
         <w:pict w14:anchorId="0B220563">
-          <v:rect id="_x0000_i1238" style="width:0;height:1.5pt" o:hralign="center" o:hrstd="t" o:hr="t" fillcolor="#a0a0a0" stroked="f"/>
+          <v:rect id="_x0000_i1032" style="width:0;height:1.5pt" o:hralign="center" o:hrstd="t" o:hr="t" fillcolor="#a0a0a0" stroked="f"/>
         </w:pict>
       </w:r>
     </w:p>
@@ -1283,7 +1283,7 @@
           <w:color w:val="000000" w:themeColor="text1"/>
         </w:rPr>
         <w:pict w14:anchorId="3335612F">
-          <v:rect id="_x0000_i1239" style="width:0;height:1.5pt" o:hralign="center" o:hrstd="t" o:hr="t" fillcolor="#a0a0a0" stroked="f"/>
+          <v:rect id="_x0000_i1033" style="width:0;height:1.5pt" o:hralign="center" o:hrstd="t" o:hr="t" fillcolor="#a0a0a0" stroked="f"/>
         </w:pict>
       </w:r>
     </w:p>
@@ -1498,7 +1498,7 @@
         </w:rPr>
         <w:lastRenderedPageBreak/>
         <w:pict w14:anchorId="21DE2716">
-          <v:rect id="_x0000_i1240" style="width:0;height:1.5pt" o:hralign="center" o:hrstd="t" o:hr="t" fillcolor="#a0a0a0" stroked="f"/>
+          <v:rect id="_x0000_i1034" style="width:0;height:1.5pt" o:hralign="center" o:hrstd="t" o:hr="t" fillcolor="#a0a0a0" stroked="f"/>
         </w:pict>
       </w:r>
     </w:p>
@@ -1712,7 +1712,7 @@
           <w:color w:val="000000" w:themeColor="text1"/>
         </w:rPr>
         <w:pict w14:anchorId="628E36C1">
-          <v:rect id="_x0000_i1241" style="width:0;height:1.5pt" o:hralign="center" o:hrstd="t" o:hr="t" fillcolor="#a0a0a0" stroked="f"/>
+          <v:rect id="_x0000_i1035" style="width:0;height:1.5pt" o:hralign="center" o:hrstd="t" o:hr="t" fillcolor="#a0a0a0" stroked="f"/>
         </w:pict>
       </w:r>
     </w:p>
@@ -1970,7 +1970,7 @@
           <w:color w:val="000000" w:themeColor="text1"/>
         </w:rPr>
         <w:pict w14:anchorId="04D77A0F">
-          <v:rect id="_x0000_i1242" style="width:0;height:1.5pt" o:hralign="center" o:hrstd="t" o:hr="t" fillcolor="#a0a0a0" stroked="f"/>
+          <v:rect id="_x0000_i1036" style="width:0;height:1.5pt" o:hralign="center" o:hrstd="t" o:hr="t" fillcolor="#a0a0a0" stroked="f"/>
         </w:pict>
       </w:r>
     </w:p>
@@ -2221,7 +2221,7 @@
           <w:color w:val="000000" w:themeColor="text1"/>
         </w:rPr>
         <w:pict w14:anchorId="59725329">
-          <v:rect id="_x0000_i1243" style="width:0;height:1.5pt" o:hralign="center" o:hrstd="t" o:hr="t" fillcolor="#a0a0a0" stroked="f"/>
+          <v:rect id="_x0000_i1037" style="width:0;height:1.5pt" o:hralign="center" o:hrstd="t" o:hr="t" fillcolor="#a0a0a0" stroked="f"/>
         </w:pict>
       </w:r>
     </w:p>
@@ -2479,7 +2479,7 @@
           <w:color w:val="000000" w:themeColor="text1"/>
         </w:rPr>
         <w:pict w14:anchorId="11ED3133">
-          <v:rect id="_x0000_i1244" style="width:0;height:1.5pt" o:hralign="center" o:hrstd="t" o:hr="t" fillcolor="#a0a0a0" stroked="f"/>
+          <v:rect id="_x0000_i1038" style="width:0;height:1.5pt" o:hralign="center" o:hrstd="t" o:hr="t" fillcolor="#a0a0a0" stroked="f"/>
         </w:pict>
       </w:r>
     </w:p>
@@ -2559,23 +2559,7 @@
           <w:rFonts w:ascii="Georgia Pro" w:eastAsia="Georgia Pro" w:hAnsi="Georgia Pro" w:cs="Georgia Pro"/>
           <w:color w:val="000000" w:themeColor="text1"/>
         </w:rPr>
-        <w:t xml:space="preserve"> </w:t>
-      </w:r>
-      <w:proofErr w:type="spellStart"/>
-      <w:r>
-        <w:rPr>
-          <w:rFonts w:ascii="Georgia Pro" w:eastAsia="Georgia Pro" w:hAnsi="Georgia Pro" w:cs="Georgia Pro"/>
-          <w:color w:val="000000" w:themeColor="text1"/>
-        </w:rPr>
-        <w:t>vm</w:t>
-      </w:r>
-      <w:proofErr w:type="spellEnd"/>
-      <w:r>
-        <w:rPr>
-          <w:rFonts w:ascii="Georgia Pro" w:eastAsia="Georgia Pro" w:hAnsi="Georgia Pro" w:cs="Georgia Pro"/>
-          <w:color w:val="000000" w:themeColor="text1"/>
-        </w:rPr>
-        <w:t xml:space="preserve"> </w:t>
+        <w:t xml:space="preserve"> network </w:t>
       </w:r>
       <w:proofErr w:type="spellStart"/>
       <w:r>
@@ -2607,30 +2591,6 @@
           <w:color w:val="000000" w:themeColor="text1"/>
         </w:rPr>
         <w:br/>
-        <w:t>--</w:t>
-      </w:r>
-      <w:proofErr w:type="spellStart"/>
-      <w:r>
-        <w:rPr>
-          <w:rFonts w:ascii="Georgia Pro" w:eastAsia="Georgia Pro" w:hAnsi="Georgia Pro" w:cs="Georgia Pro"/>
-          <w:color w:val="000000" w:themeColor="text1"/>
-        </w:rPr>
-        <w:t>vm</w:t>
-      </w:r>
-      <w:proofErr w:type="spellEnd"/>
-      <w:r>
-        <w:rPr>
-          <w:rFonts w:ascii="Georgia Pro" w:eastAsia="Georgia Pro" w:hAnsi="Georgia Pro" w:cs="Georgia Pro"/>
-          <w:color w:val="000000" w:themeColor="text1"/>
-        </w:rPr>
-        <w:t>-name $VM1 \</w:t>
-      </w:r>
-      <w:r>
-        <w:rPr>
-          <w:rFonts w:ascii="Georgia Pro" w:eastAsia="Georgia Pro" w:hAnsi="Georgia Pro" w:cs="Georgia Pro"/>
-          <w:color w:val="000000" w:themeColor="text1"/>
-        </w:rPr>
-        <w:br/>
         <w:t>--query "[0].name" \</w:t>
       </w:r>
       <w:r>
@@ -2678,6 +2638,8 @@
         <w:spacing w:after="0" w:line="480" w:lineRule="auto"/>
         <w:rPr>
           <w:rFonts w:ascii="Georgia Pro" w:eastAsia="Georgia Pro" w:hAnsi="Georgia Pro" w:cs="Georgia Pro"/>
+          <w:b/>
+          <w:bCs/>
           <w:color w:val="000000" w:themeColor="text1"/>
         </w:rPr>
       </w:pPr>
@@ -2738,23 +2700,7 @@
           <w:rFonts w:ascii="Georgia Pro" w:eastAsia="Georgia Pro" w:hAnsi="Georgia Pro" w:cs="Georgia Pro"/>
           <w:color w:val="000000" w:themeColor="text1"/>
         </w:rPr>
-        <w:t xml:space="preserve"> </w:t>
-      </w:r>
-      <w:proofErr w:type="spellStart"/>
-      <w:r>
-        <w:rPr>
-          <w:rFonts w:ascii="Georgia Pro" w:eastAsia="Georgia Pro" w:hAnsi="Georgia Pro" w:cs="Georgia Pro"/>
-          <w:color w:val="000000" w:themeColor="text1"/>
-        </w:rPr>
-        <w:t>vm</w:t>
-      </w:r>
-      <w:proofErr w:type="spellEnd"/>
-      <w:r>
-        <w:rPr>
-          <w:rFonts w:ascii="Georgia Pro" w:eastAsia="Georgia Pro" w:hAnsi="Georgia Pro" w:cs="Georgia Pro"/>
-          <w:color w:val="000000" w:themeColor="text1"/>
-        </w:rPr>
-        <w:t xml:space="preserve"> </w:t>
+        <w:t xml:space="preserve"> network </w:t>
       </w:r>
       <w:proofErr w:type="spellStart"/>
       <w:r>
@@ -2786,31 +2732,7 @@
           <w:color w:val="000000" w:themeColor="text1"/>
         </w:rPr>
         <w:br/>
-        <w:t>--</w:t>
-      </w:r>
-      <w:proofErr w:type="spellStart"/>
-      <w:r>
-        <w:rPr>
-          <w:rFonts w:ascii="Georgia Pro" w:eastAsia="Georgia Pro" w:hAnsi="Georgia Pro" w:cs="Georgia Pro"/>
-          <w:color w:val="000000" w:themeColor="text1"/>
-        </w:rPr>
-        <w:t>vm</w:t>
-      </w:r>
-      <w:proofErr w:type="spellEnd"/>
-      <w:r>
-        <w:rPr>
-          <w:rFonts w:ascii="Georgia Pro" w:eastAsia="Georgia Pro" w:hAnsi="Georgia Pro" w:cs="Georgia Pro"/>
-          <w:color w:val="000000" w:themeColor="text1"/>
-        </w:rPr>
-        <w:t>-name $VM2 \</w:t>
-      </w:r>
-      <w:r>
-        <w:rPr>
-          <w:rFonts w:ascii="Georgia Pro" w:eastAsia="Georgia Pro" w:hAnsi="Georgia Pro" w:cs="Georgia Pro"/>
-          <w:color w:val="000000" w:themeColor="text1"/>
-        </w:rPr>
-        <w:br/>
-        <w:t>--query "[0].name" \</w:t>
+        <w:t>--query "[1].name" \</w:t>
       </w:r>
       <w:r>
         <w:rPr>
@@ -2860,13 +2782,22 @@
           <w:color w:val="000000" w:themeColor="text1"/>
         </w:rPr>
       </w:pPr>
+    </w:p>
+    <w:p>
+      <w:pPr>
+        <w:spacing w:after="0" w:line="480" w:lineRule="auto"/>
+        <w:rPr>
+          <w:rFonts w:ascii="Georgia Pro" w:eastAsia="Georgia Pro" w:hAnsi="Georgia Pro" w:cs="Georgia Pro"/>
+          <w:color w:val="000000" w:themeColor="text1"/>
+        </w:rPr>
+      </w:pPr>
       <w:r>
         <w:rPr>
           <w:rFonts w:ascii="Georgia Pro" w:eastAsia="Georgia Pro" w:hAnsi="Georgia Pro" w:cs="Georgia Pro"/>
           <w:color w:val="000000" w:themeColor="text1"/>
         </w:rPr>
         <w:pict w14:anchorId="53853B2E">
-          <v:rect id="_x0000_i1245" style="width:0;height:1.5pt" o:hralign="center" o:hrstd="t" o:hr="t" fillcolor="#a0a0a0" stroked="f"/>
+          <v:rect id="_x0000_i1039" style="width:0;height:1.5pt" o:hralign="center" o:hrstd="t" o:hr="t" fillcolor="#a0a0a0" stroked="f"/>
         </w:pict>
       </w:r>
     </w:p>
@@ -3226,28 +3157,30 @@
           <w:rFonts w:ascii="Georgia Pro" w:eastAsia="Georgia Pro" w:hAnsi="Georgia Pro" w:cs="Georgia Pro"/>
           <w:color w:val="000000" w:themeColor="text1"/>
         </w:rPr>
-        <w:t>“</w:t>
-      </w:r>
-      <w:r>
-        <w:rPr>
-          <w:rFonts w:ascii="Georgia Pro" w:eastAsia="Georgia Pro" w:hAnsi="Georgia Pro" w:cs="Georgia Pro"/>
-          <w:color w:val="000000" w:themeColor="text1"/>
-        </w:rPr>
-        <w:t>[0].name</w:t>
-      </w:r>
-      <w:r>
-        <w:rPr>
-          <w:rFonts w:ascii="Georgia Pro" w:eastAsia="Georgia Pro" w:hAnsi="Georgia Pro" w:cs="Georgia Pro"/>
-          <w:color w:val="000000" w:themeColor="text1"/>
-        </w:rPr>
-        <w:t>”</w:t>
-      </w:r>
-      <w:r>
-        <w:rPr>
-          <w:rFonts w:ascii="Georgia Pro" w:eastAsia="Georgia Pro" w:hAnsi="Georgia Pro" w:cs="Georgia Pro"/>
-          <w:color w:val="000000" w:themeColor="text1"/>
-        </w:rPr>
-        <w:t xml:space="preserve"> \</w:t>
+        <w:t>"[</w:t>
+      </w:r>
+      <w:proofErr w:type="gramStart"/>
+      <w:r>
+        <w:rPr>
+          <w:rFonts w:ascii="Georgia Pro" w:eastAsia="Georgia Pro" w:hAnsi="Georgia Pro" w:cs="Georgia Pro"/>
+          <w:color w:val="000000" w:themeColor="text1"/>
+        </w:rPr>
+        <w:t>0].</w:t>
+      </w:r>
+      <w:proofErr w:type="gramEnd"/>
+      <w:r>
+        <w:rPr>
+          <w:rFonts w:ascii="Georgia Pro" w:eastAsia="Georgia Pro" w:hAnsi="Georgia Pro" w:cs="Georgia Pro"/>
+          <w:color w:val="000000" w:themeColor="text1"/>
+        </w:rPr>
+        <w:t xml:space="preserve">name" </w:t>
+      </w:r>
+      <w:r>
+        <w:rPr>
+          <w:rFonts w:ascii="Georgia Pro" w:eastAsia="Georgia Pro" w:hAnsi="Georgia Pro" w:cs="Georgia Pro"/>
+          <w:color w:val="000000" w:themeColor="text1"/>
+        </w:rPr>
+        <w:t>\</w:t>
       </w:r>
       <w:r>
         <w:rPr>
@@ -3303,7 +3236,7 @@
           <w:color w:val="000000" w:themeColor="text1"/>
         </w:rPr>
         <w:pict w14:anchorId="393C42C1">
-          <v:rect id="_x0000_i1246" style="width:0;height:1.5pt" o:hralign="center" o:hrstd="t" o:hr="t" fillcolor="#a0a0a0" stroked="f"/>
+          <v:rect id="_x0000_i1040" style="width:0;height:1.5pt" o:hralign="center" o:hrstd="t" o:hr="t" fillcolor="#a0a0a0" stroked="f"/>
         </w:pict>
       </w:r>
     </w:p>
@@ -3718,7 +3651,7 @@
           <w:color w:val="000000" w:themeColor="text1"/>
         </w:rPr>
         <w:pict w14:anchorId="57D9C74B">
-          <v:rect id="_x0000_i1247" style="width:0;height:1.5pt" o:hralign="center" o:hrstd="t" o:hr="t" fillcolor="#a0a0a0" stroked="f"/>
+          <v:rect id="_x0000_i1041" style="width:0;height:1.5pt" o:hralign="center" o:hrstd="t" o:hr="t" fillcolor="#a0a0a0" stroked="f"/>
         </w:pict>
       </w:r>
     </w:p>
@@ -3892,7 +3825,7 @@
           <w:color w:val="000000" w:themeColor="text1"/>
         </w:rPr>
         <w:pict w14:anchorId="58BF78A3">
-          <v:rect id="_x0000_i1248" style="width:0;height:1.5pt" o:hralign="center" o:hrstd="t" o:hr="t" fillcolor="#a0a0a0" stroked="f"/>
+          <v:rect id="_x0000_i1042" style="width:0;height:1.5pt" o:hralign="center" o:hrstd="t" o:hr="t" fillcolor="#a0a0a0" stroked="f"/>
         </w:pict>
       </w:r>
     </w:p>
@@ -4156,7 +4089,7 @@
         </w:rPr>
         <w:lastRenderedPageBreak/>
         <w:pict w14:anchorId="4483F0BD">
-          <v:rect id="_x0000_i1249" style="width:0;height:1.5pt" o:hralign="center" o:hrstd="t" o:hr="t" fillcolor="#a0a0a0" stroked="f"/>
+          <v:rect id="_x0000_i1043" style="width:0;height:1.5pt" o:hralign="center" o:hrstd="t" o:hr="t" fillcolor="#a0a0a0" stroked="f"/>
         </w:pict>
       </w:r>
     </w:p>
@@ -4372,7 +4305,7 @@
           <w:color w:val="000000" w:themeColor="text1"/>
         </w:rPr>
         <w:pict w14:anchorId="14B74F3D">
-          <v:rect id="_x0000_i1250" style="width:0;height:1.5pt" o:hralign="center" o:hrstd="t" o:hr="t" fillcolor="#a0a0a0" stroked="f"/>
+          <v:rect id="_x0000_i1044" style="width:0;height:1.5pt" o:hralign="center" o:hrstd="t" o:hr="t" fillcolor="#a0a0a0" stroked="f"/>
         </w:pict>
       </w:r>
     </w:p>
@@ -4659,7 +4592,7 @@
           <w:color w:val="000000" w:themeColor="text1"/>
         </w:rPr>
         <w:pict w14:anchorId="5767A310">
-          <v:rect id="_x0000_i1251" style="width:0;height:1.5pt" o:hralign="center" o:hrstd="t" o:hr="t" fillcolor="#a0a0a0" stroked="f"/>
+          <v:rect id="_x0000_i1045" style="width:0;height:1.5pt" o:hralign="center" o:hrstd="t" o:hr="t" fillcolor="#a0a0a0" stroked="f"/>
         </w:pict>
       </w:r>
     </w:p>
@@ -4851,7 +4784,7 @@
           <w:color w:val="000000" w:themeColor="text1"/>
         </w:rPr>
         <w:pict w14:anchorId="3DE776BA">
-          <v:rect id="_x0000_i1252" style="width:0;height:1.5pt" o:hralign="center" o:hrstd="t" o:hr="t" fillcolor="#a0a0a0" stroked="f"/>
+          <v:rect id="_x0000_i1046" style="width:0;height:1.5pt" o:hralign="center" o:hrstd="t" o:hr="t" fillcolor="#a0a0a0" stroked="f"/>
         </w:pict>
       </w:r>
     </w:p>
@@ -5013,7 +4946,7 @@
           <w:color w:val="000000" w:themeColor="text1"/>
         </w:rPr>
         <w:pict w14:anchorId="73C29635">
-          <v:rect id="_x0000_i1253" style="width:0;height:1.5pt" o:hralign="center" o:hrstd="t" o:hr="t" fillcolor="#a0a0a0" stroked="f"/>
+          <v:rect id="_x0000_i1047" style="width:0;height:1.5pt" o:hralign="center" o:hrstd="t" o:hr="t" fillcolor="#a0a0a0" stroked="f"/>
         </w:pict>
       </w:r>
     </w:p>
@@ -5139,7 +5072,7 @@
           <w:color w:val="000000" w:themeColor="text1"/>
         </w:rPr>
         <w:pict w14:anchorId="0B096AE4">
-          <v:rect id="_x0000_i1254" style="width:0;height:1.5pt" o:hralign="center" o:hrstd="t" o:hr="t" fillcolor="#a0a0a0" stroked="f"/>
+          <v:rect id="_x0000_i1048" style="width:0;height:1.5pt" o:hralign="center" o:hrstd="t" o:hr="t" fillcolor="#a0a0a0" stroked="f"/>
         </w:pict>
       </w:r>
     </w:p>
@@ -5253,7 +5186,7 @@
           <w:color w:val="000000" w:themeColor="text1"/>
         </w:rPr>
         <w:pict w14:anchorId="03565538">
-          <v:rect id="_x0000_i1255" style="width:0;height:1.5pt" o:hralign="center" o:hrstd="t" o:hr="t" fillcolor="#a0a0a0" stroked="f"/>
+          <v:rect id="_x0000_i1049" style="width:0;height:1.5pt" o:hralign="center" o:hrstd="t" o:hr="t" fillcolor="#a0a0a0" stroked="f"/>
         </w:pict>
       </w:r>
     </w:p>
